--- a/Resume/Mikhail Jacques CV + work at IAI.docx
+++ b/Resume/Mikhail Jacques CV + work at IAI.docx
@@ -752,25 +752,7 @@
           <w:sz w:val="26"/>
           <w:szCs w:val="26"/>
         </w:rPr>
-        <w:t xml:space="preserve">Developed </w:t>
-      </w:r>
-      <w:proofErr w:type="spellStart"/>
-      <w:r>
-        <w:rPr>
-          <w:rFonts w:asciiTheme="minorHAnsi" w:hAnsiTheme="minorHAnsi" w:cstheme="minorHAnsi"/>
-          <w:sz w:val="26"/>
-          <w:szCs w:val="26"/>
-        </w:rPr>
-        <w:t>LeanFT</w:t>
-      </w:r>
-      <w:proofErr w:type="spellEnd"/>
-      <w:r>
-        <w:rPr>
-          <w:rFonts w:asciiTheme="minorHAnsi" w:hAnsiTheme="minorHAnsi" w:cstheme="minorHAnsi"/>
-          <w:sz w:val="26"/>
-          <w:szCs w:val="26"/>
-        </w:rPr>
-        <w:t>, a proprietary automated software tool, using C# and Java.</w:t>
+        <w:t>Developed LeanFT, a proprietary automated software tool, using C# and Java.</w:t>
       </w:r>
     </w:p>
     <w:p>
@@ -928,7 +910,6 @@
         <w:t xml:space="preserve">Software Engineer @ </w:t>
       </w:r>
       <w:hyperlink w:history="1">
-        <w:proofErr w:type="spellStart"/>
         <w:r>
           <w:rPr>
             <w:rStyle w:val="Hyperlink"/>
@@ -942,7 +923,6 @@
           </w:rPr>
           <w:t>TrioSoft</w:t>
         </w:r>
-        <w:proofErr w:type="spellEnd"/>
       </w:hyperlink>
       <w:r>
         <w:rPr>
@@ -1933,23 +1913,23 @@
           <w:sz w:val="26"/>
           <w:szCs w:val="26"/>
         </w:rPr>
-        <w:t xml:space="preserve">OpenAI </w:t>
-      </w:r>
-      <w:r>
-        <w:rPr>
-          <w:rFonts w:asciiTheme="minorHAnsi" w:hAnsiTheme="minorHAnsi" w:cstheme="minorHAnsi"/>
-          <w:sz w:val="26"/>
-          <w:szCs w:val="26"/>
-        </w:rPr>
-        <w:t xml:space="preserve">ChatGPT Plus, </w:t>
-      </w:r>
-      <w:r>
-        <w:rPr>
-          <w:rFonts w:asciiTheme="minorHAnsi" w:hAnsiTheme="minorHAnsi" w:cstheme="minorHAnsi"/>
-          <w:sz w:val="26"/>
-          <w:szCs w:val="26"/>
-        </w:rPr>
-        <w:t xml:space="preserve">OpenAI Codex Programming AI, </w:t>
+        <w:t>Hermes, OpenClaw, OpenAI Codex/</w:t>
+      </w:r>
+      <w:r>
+        <w:rPr>
+          <w:rFonts w:asciiTheme="minorHAnsi" w:hAnsiTheme="minorHAnsi" w:cstheme="minorHAnsi"/>
+          <w:sz w:val="26"/>
+          <w:szCs w:val="26"/>
+        </w:rPr>
+        <w:t>ChatGPT</w:t>
+      </w:r>
+      <w:r>
+        <w:rPr>
+          <w:rFonts w:asciiTheme="minorHAnsi" w:hAnsiTheme="minorHAnsi" w:cstheme="minorHAnsi"/>
+          <w:sz w:val="26"/>
+          <w:szCs w:val="26"/>
+        </w:rPr>
+        <w:t xml:space="preserve">, </w:t>
       </w:r>
       <w:r>
         <w:rPr>
@@ -2021,18 +2001,8 @@
           <w:sz w:val="26"/>
           <w:szCs w:val="26"/>
         </w:rPr>
-        <w:t xml:space="preserve">Google </w:t>
-      </w:r>
-      <w:proofErr w:type="spellStart"/>
-      <w:r>
-        <w:rPr>
-          <w:rFonts w:asciiTheme="minorHAnsi" w:hAnsiTheme="minorHAnsi" w:cstheme="minorHAnsi"/>
-          <w:sz w:val="26"/>
-          <w:szCs w:val="26"/>
-        </w:rPr>
-        <w:t>NotebookLM</w:t>
-      </w:r>
-      <w:proofErr w:type="spellEnd"/>
+        <w:t>Google NotebookLM</w:t>
+      </w:r>
       <w:r>
         <w:rPr>
           <w:rFonts w:asciiTheme="minorHAnsi" w:hAnsiTheme="minorHAnsi" w:cstheme="minorHAnsi"/>
@@ -2121,25 +2091,7 @@
           <w:sz w:val="26"/>
           <w:szCs w:val="26"/>
         </w:rPr>
-        <w:t xml:space="preserve">Design Patterns: </w:t>
-      </w:r>
-      <w:proofErr w:type="spellStart"/>
-      <w:r>
-        <w:rPr>
-          <w:rFonts w:asciiTheme="minorHAnsi" w:hAnsiTheme="minorHAnsi" w:cstheme="minorHAnsi"/>
-          <w:sz w:val="26"/>
-          <w:szCs w:val="26"/>
-        </w:rPr>
-        <w:t>GoF</w:t>
-      </w:r>
-      <w:proofErr w:type="spellEnd"/>
-      <w:r>
-        <w:rPr>
-          <w:rFonts w:asciiTheme="minorHAnsi" w:hAnsiTheme="minorHAnsi" w:cstheme="minorHAnsi"/>
-          <w:sz w:val="26"/>
-          <w:szCs w:val="26"/>
-        </w:rPr>
-        <w:t xml:space="preserve"> design patterns in C++, C#</w:t>
+        <w:t>Design Patterns: GoF design patterns in C++, C#</w:t>
       </w:r>
     </w:p>
     <w:p>
@@ -2391,23 +2343,13 @@
         </w:rPr>
         <w:t xml:space="preserve">Auxiliary tools: </w:t>
       </w:r>
-      <w:proofErr w:type="spellStart"/>
-      <w:r>
-        <w:rPr>
-          <w:rFonts w:asciiTheme="minorHAnsi" w:hAnsiTheme="minorHAnsi" w:cstheme="minorHAnsi"/>
-          <w:sz w:val="26"/>
-          <w:szCs w:val="26"/>
-        </w:rPr>
-        <w:t>CMake</w:t>
-      </w:r>
-      <w:proofErr w:type="spellEnd"/>
-      <w:r>
-        <w:rPr>
-          <w:rFonts w:asciiTheme="minorHAnsi" w:hAnsiTheme="minorHAnsi" w:cstheme="minorHAnsi"/>
-          <w:sz w:val="26"/>
-          <w:szCs w:val="26"/>
-        </w:rPr>
-        <w:t xml:space="preserve">, </w:t>
+      <w:r>
+        <w:rPr>
+          <w:rFonts w:asciiTheme="minorHAnsi" w:hAnsiTheme="minorHAnsi" w:cstheme="minorHAnsi"/>
+          <w:sz w:val="26"/>
+          <w:szCs w:val="26"/>
+        </w:rPr>
+        <w:t xml:space="preserve">CMake, </w:t>
       </w:r>
       <w:r>
         <w:rPr>
@@ -2836,43 +2778,7 @@
           <w:sz w:val="26"/>
           <w:szCs w:val="26"/>
         </w:rPr>
-        <w:t xml:space="preserve">Diploma of Technician, Marine Electricity and Control @ </w:t>
-      </w:r>
-      <w:proofErr w:type="spellStart"/>
-      <w:r>
-        <w:rPr>
-          <w:rFonts w:asciiTheme="minorHAnsi" w:hAnsiTheme="minorHAnsi" w:cstheme="minorHAnsi"/>
-          <w:sz w:val="26"/>
-          <w:szCs w:val="26"/>
-        </w:rPr>
-        <w:t>Mevoot</w:t>
-      </w:r>
-      <w:proofErr w:type="spellEnd"/>
-      <w:r>
-        <w:rPr>
-          <w:rFonts w:asciiTheme="minorHAnsi" w:hAnsiTheme="minorHAnsi" w:cstheme="minorHAnsi"/>
-          <w:sz w:val="26"/>
-          <w:szCs w:val="26"/>
-        </w:rPr>
-        <w:t xml:space="preserve"> Yam Marine Technological College, </w:t>
-      </w:r>
-      <w:proofErr w:type="spellStart"/>
-      <w:r>
-        <w:rPr>
-          <w:rFonts w:asciiTheme="minorHAnsi" w:hAnsiTheme="minorHAnsi" w:cstheme="minorHAnsi"/>
-          <w:sz w:val="26"/>
-          <w:szCs w:val="26"/>
-        </w:rPr>
-        <w:t>Mikhmoret</w:t>
-      </w:r>
-      <w:proofErr w:type="spellEnd"/>
-      <w:r>
-        <w:rPr>
-          <w:rFonts w:asciiTheme="minorHAnsi" w:hAnsiTheme="minorHAnsi" w:cstheme="minorHAnsi"/>
-          <w:sz w:val="26"/>
-          <w:szCs w:val="26"/>
-        </w:rPr>
-        <w:t>, Israel</w:t>
+        <w:t>Diploma of Technician, Marine Electricity and Control @ Mevoot Yam Marine Technological College, Mikhmoret, Israel</w:t>
       </w:r>
     </w:p>
     <w:p>
@@ -3251,23 +3157,7 @@
           <w:sz w:val="26"/>
           <w:szCs w:val="26"/>
         </w:rPr>
-        <w:t>Israeli Navy (</w:t>
-      </w:r>
-      <w:proofErr w:type="spellStart"/>
-      <w:r>
-        <w:rPr>
-          <w:sz w:val="26"/>
-          <w:szCs w:val="26"/>
-        </w:rPr>
-        <w:t>Shayetet</w:t>
-      </w:r>
-      <w:proofErr w:type="spellEnd"/>
-      <w:r>
-        <w:rPr>
-          <w:sz w:val="26"/>
-          <w:szCs w:val="26"/>
-        </w:rPr>
-        <w:t xml:space="preserve"> 13)</w:t>
+        <w:t>Israeli Navy (Shayetet 13)</w:t>
       </w:r>
     </w:p>
     <w:p>
@@ -3360,19 +3250,8 @@
           <w:szCs w:val="22"/>
           <w:rtl/>
         </w:rPr>
-        <w:t xml:space="preserve">סיכום פעילות מקצועית במסגרת עבודתי </w:t>
-      </w:r>
-      <w:proofErr w:type="spellStart"/>
-      <w:r>
-        <w:rPr>
-          <w:rFonts w:ascii="Calibri" w:eastAsia="Calibri" w:hAnsi="Calibri" w:cs="Arial"/>
-          <w:sz w:val="22"/>
-          <w:szCs w:val="22"/>
-          <w:rtl/>
-        </w:rPr>
-        <w:t>בתע"א</w:t>
-      </w:r>
-      <w:proofErr w:type="spellEnd"/>
+        <w:t>סיכום פעילות מקצועית במסגרת עבודתי בתע"א</w:t>
+      </w:r>
     </w:p>
     <w:p>
       <w:pPr>
@@ -3444,27 +3323,7 @@
           <w:szCs w:val="22"/>
           <w:rtl/>
         </w:rPr>
-        <w:t xml:space="preserve">מאז שהצטרפתי </w:t>
-      </w:r>
-      <w:proofErr w:type="spellStart"/>
-      <w:r>
-        <w:rPr>
-          <w:rFonts w:ascii="Calibri" w:eastAsia="Calibri" w:hAnsi="Calibri" w:cs="Arial"/>
-          <w:sz w:val="22"/>
-          <w:szCs w:val="22"/>
-          <w:rtl/>
-        </w:rPr>
-        <w:t>לתע"א</w:t>
-      </w:r>
-      <w:proofErr w:type="spellEnd"/>
-      <w:r>
-        <w:rPr>
-          <w:rFonts w:ascii="Calibri" w:eastAsia="Calibri" w:hAnsi="Calibri" w:cs="Arial"/>
-          <w:sz w:val="22"/>
-          <w:szCs w:val="22"/>
-          <w:rtl/>
-        </w:rPr>
-        <w:t xml:space="preserve"> בדצמבר 2015, פעלתי בעקביות לפיתוח והטמעה של פתרונות תוכנה מתקדמים, הן במערכות זמן-אמת והן באפליקציות מחקריות ודסקטופ, תוך הובלה של מחזורי פיתוח מלאים – מאפיון הדרישות, דרך עיצוב הארכיטקטורה, מימוש, בדיקות, אינטגרציה ועד תיעוד טכני מקיף</w:t>
+        <w:t>מאז שהצטרפתי לתע"א בדצמבר 2015, פעלתי בעקביות לפיתוח והטמעה של פתרונות תוכנה מתקדמים, הן במערכות זמן-אמת והן באפליקציות מחקריות ודסקטופ, תוך הובלה של מחזורי פיתוח מלאים – מאפיון הדרישות, דרך עיצוב הארכיטקטורה, מימוש, בדיקות, אינטגרציה ועד תיעוד טכני מקיף</w:t>
       </w:r>
       <w:r>
         <w:rPr>
@@ -3579,27 +3438,7 @@
           <w:szCs w:val="22"/>
           <w:rtl/>
         </w:rPr>
-        <w:t xml:space="preserve">תוך שיתוף פעולה הדוק עם מהנדסי </w:t>
-      </w:r>
-      <w:proofErr w:type="spellStart"/>
-      <w:r>
-        <w:rPr>
-          <w:rFonts w:ascii="Calibri" w:eastAsia="Calibri" w:hAnsi="Calibri" w:cs="Arial"/>
-          <w:sz w:val="22"/>
-          <w:szCs w:val="22"/>
-          <w:rtl/>
-        </w:rPr>
-        <w:t>אוויוניקה</w:t>
-      </w:r>
-      <w:proofErr w:type="spellEnd"/>
-      <w:r>
-        <w:rPr>
-          <w:rFonts w:ascii="Calibri" w:eastAsia="Calibri" w:hAnsi="Calibri" w:cs="Arial"/>
-          <w:sz w:val="22"/>
-          <w:szCs w:val="22"/>
-          <w:rtl/>
-        </w:rPr>
-        <w:t xml:space="preserve"> על ניסוח דרישות ותיעוד טכני. הלוגיקה עסקה בעיקר בניהול מנוע, דלק ומשאבת דלק</w:t>
+        <w:t>תוך שיתוף פעולה הדוק עם מהנדסי אוויוניקה על ניסוח דרישות ותיעוד טכני. הלוגיקה עסקה בעיקר בניהול מנוע, דלק ומשאבת דלק</w:t>
       </w:r>
       <w:r>
         <w:rPr>
@@ -3619,25 +3458,14 @@
           <w:szCs w:val="22"/>
         </w:rPr>
       </w:pPr>
-      <w:proofErr w:type="spellStart"/>
-      <w:r>
-        <w:rPr>
-          <w:rFonts w:ascii="Calibri" w:eastAsia="Calibri" w:hAnsi="Calibri" w:cs="Arial"/>
-          <w:sz w:val="22"/>
-          <w:szCs w:val="22"/>
-          <w:rtl/>
-        </w:rPr>
-        <w:t>יוזמתית</w:t>
-      </w:r>
-      <w:proofErr w:type="spellEnd"/>
-      <w:r>
-        <w:rPr>
-          <w:rFonts w:ascii="Calibri" w:eastAsia="Calibri" w:hAnsi="Calibri" w:cs="Arial"/>
-          <w:sz w:val="22"/>
-          <w:szCs w:val="22"/>
-          <w:rtl/>
-        </w:rPr>
-        <w:t>, נכנסתי לעובי הקורה ושדרגתי מקטעים משמעותיים בתוכנת השליטה של המל"ט, שנמצאה במצב קשה מבחינה תחזוקתית. בין פעולותיי הבולטות</w:t>
+      <w:r>
+        <w:rPr>
+          <w:rFonts w:ascii="Calibri" w:eastAsia="Calibri" w:hAnsi="Calibri" w:cs="Arial"/>
+          <w:sz w:val="22"/>
+          <w:szCs w:val="22"/>
+          <w:rtl/>
+        </w:rPr>
+        <w:t>יוזמתית, נכנסתי לעובי הקורה ושדרגתי מקטעים משמעותיים בתוכנת השליטה של המל"ט, שנמצאה במצב קשה מבחינה תחזוקתית. בין פעולותיי הבולטות</w:t>
       </w:r>
       <w:r>
         <w:rPr>
@@ -3835,27 +3663,7 @@
           <w:szCs w:val="22"/>
           <w:rtl/>
         </w:rPr>
-        <w:t xml:space="preserve">הסרת קוד ישן, לא פעיל ומיותר, יישור סגנון קוד, סטנדרטיזציה של שמות קבצים ומשתנים, שיפור קריאות, קוהרנטיות </w:t>
-      </w:r>
-      <w:proofErr w:type="spellStart"/>
-      <w:r>
-        <w:rPr>
-          <w:rFonts w:ascii="Calibri" w:eastAsia="Calibri" w:hAnsi="Calibri" w:cs="Arial"/>
-          <w:sz w:val="22"/>
-          <w:szCs w:val="22"/>
-          <w:rtl/>
-        </w:rPr>
-        <w:t>וקופלינג</w:t>
-      </w:r>
-      <w:proofErr w:type="spellEnd"/>
-      <w:r>
-        <w:rPr>
-          <w:rFonts w:ascii="Calibri" w:eastAsia="Calibri" w:hAnsi="Calibri" w:cs="Arial"/>
-          <w:sz w:val="22"/>
-          <w:szCs w:val="22"/>
-          <w:rtl/>
-        </w:rPr>
-        <w:t xml:space="preserve"> נמוך</w:t>
+        <w:t>הסרת קוד ישן, לא פעיל ומיותר, יישור סגנון קוד, סטנדרטיזציה של שמות קבצים ומשתנים, שיפור קריאות, קוהרנטיות וקופלינג נמוך</w:t>
       </w:r>
       <w:r>
         <w:rPr>
@@ -3919,19 +3727,8 @@
           <w:szCs w:val="22"/>
           <w:rtl/>
         </w:rPr>
-        <w:t xml:space="preserve">פיתוח אפליקציית ניטור </w:t>
-      </w:r>
-      <w:proofErr w:type="spellStart"/>
-      <w:r>
-        <w:rPr>
-          <w:rFonts w:ascii="Calibri" w:eastAsia="Calibri" w:hAnsi="Calibri" w:cs="Arial"/>
-          <w:sz w:val="22"/>
-          <w:szCs w:val="22"/>
-          <w:rtl/>
-        </w:rPr>
-        <w:t>אוויוני</w:t>
-      </w:r>
-      <w:proofErr w:type="spellEnd"/>
+        <w:t>פיתוח אפליקציית ניטור אוויוני</w:t>
+      </w:r>
       <w:r>
         <w:rPr>
           <w:rFonts w:ascii="Calibri" w:eastAsia="Calibri" w:hAnsi="Calibri" w:cs="Arial"/>
@@ -4179,31 +3976,7 @@
           <w:szCs w:val="22"/>
           <w:rtl/>
         </w:rPr>
-        <w:t xml:space="preserve">מחלקת רובוטיקה – </w:t>
-      </w:r>
-      <w:proofErr w:type="spellStart"/>
-      <w:r>
-        <w:rPr>
-          <w:rFonts w:ascii="Calibri" w:eastAsia="Calibri" w:hAnsi="Calibri" w:cs="Arial"/>
-          <w:b/>
-          <w:bCs/>
-          <w:sz w:val="22"/>
-          <w:szCs w:val="22"/>
-          <w:rtl/>
-        </w:rPr>
-        <w:t>אלתא</w:t>
-      </w:r>
-      <w:proofErr w:type="spellEnd"/>
-      <w:r>
-        <w:rPr>
-          <w:rFonts w:ascii="Calibri" w:eastAsia="Calibri" w:hAnsi="Calibri" w:cs="Arial"/>
-          <w:b/>
-          <w:bCs/>
-          <w:sz w:val="22"/>
-          <w:szCs w:val="22"/>
-          <w:rtl/>
-        </w:rPr>
-        <w:t xml:space="preserve"> (ינואר 2022 – יו</w:t>
+        <w:t>מחלקת רובוטיקה – אלתא (ינואר 2022 – יו</w:t>
       </w:r>
       <w:r>
         <w:rPr>
@@ -4522,6 +4295,7 @@
           <w:rFonts w:ascii="Calibri" w:eastAsia="Calibri" w:hAnsi="Calibri" w:cs="Arial"/>
           <w:sz w:val="22"/>
           <w:szCs w:val="22"/>
+          <w:rtl/>
         </w:rPr>
       </w:pPr>
       <w:r>
@@ -4730,7 +4504,29 @@
           <w:szCs w:val="22"/>
           <w:rtl/>
         </w:rPr>
-        <w:t xml:space="preserve"> 2024 – היום)</w:t>
+        <w:t xml:space="preserve"> 2024 – </w:t>
+      </w:r>
+      <w:r>
+        <w:rPr>
+          <w:rFonts w:ascii="Calibri" w:eastAsia="Calibri" w:hAnsi="Calibri" w:cs="Arial" w:hint="cs"/>
+          <w:b/>
+          <w:bCs/>
+          <w:sz w:val="22"/>
+          <w:szCs w:val="22"/>
+          <w:rtl/>
+        </w:rPr>
+        <w:t>דצמבר 2026</w:t>
+      </w:r>
+      <w:r>
+        <w:rPr>
+          <w:rFonts w:ascii="Calibri" w:eastAsia="Calibri" w:hAnsi="Calibri" w:cs="Arial"/>
+          <w:b/>
+          <w:bCs/>
+          <w:sz w:val="22"/>
+          <w:szCs w:val="22"/>
+          <w:rtl/>
+        </w:rPr>
+        <w:t>)</w:t>
       </w:r>
     </w:p>
     <w:p>
@@ -4907,6 +4703,178 @@
           <w:rtl/>
         </w:rPr>
         <w:lastRenderedPageBreak/>
+        <w:t xml:space="preserve">מחלקת </w:t>
+      </w:r>
+      <w:r>
+        <w:rPr>
+          <w:rFonts w:ascii="Calibri" w:eastAsia="Calibri" w:hAnsi="Calibri" w:cs="Arial" w:hint="cs"/>
+          <w:b/>
+          <w:bCs/>
+          <w:sz w:val="22"/>
+          <w:szCs w:val="22"/>
+          <w:rtl/>
+        </w:rPr>
+        <w:t>תוכנת מוצרים</w:t>
+      </w:r>
+      <w:r>
+        <w:rPr>
+          <w:rFonts w:ascii="Calibri" w:eastAsia="Calibri" w:hAnsi="Calibri" w:cs="Arial"/>
+          <w:b/>
+          <w:bCs/>
+          <w:sz w:val="22"/>
+          <w:szCs w:val="22"/>
+          <w:rtl/>
+        </w:rPr>
+        <w:t xml:space="preserve"> (</w:t>
+      </w:r>
+      <w:r>
+        <w:rPr>
+          <w:rFonts w:ascii="Calibri" w:eastAsia="Calibri" w:hAnsi="Calibri" w:cs="Arial" w:hint="cs"/>
+          <w:b/>
+          <w:bCs/>
+          <w:sz w:val="22"/>
+          <w:szCs w:val="22"/>
+          <w:rtl/>
+        </w:rPr>
+        <w:t xml:space="preserve">ינואר </w:t>
+      </w:r>
+      <w:r>
+        <w:rPr>
+          <w:rFonts w:ascii="Calibri" w:eastAsia="Calibri" w:hAnsi="Calibri" w:cs="Arial"/>
+          <w:b/>
+          <w:bCs/>
+          <w:sz w:val="22"/>
+          <w:szCs w:val="22"/>
+          <w:rtl/>
+        </w:rPr>
+        <w:t>202</w:t>
+      </w:r>
+      <w:r>
+        <w:rPr>
+          <w:rFonts w:ascii="Calibri" w:eastAsia="Calibri" w:hAnsi="Calibri" w:cs="Arial" w:hint="cs"/>
+          <w:b/>
+          <w:bCs/>
+          <w:sz w:val="22"/>
+          <w:szCs w:val="22"/>
+          <w:rtl/>
+        </w:rPr>
+        <w:t>6</w:t>
+      </w:r>
+      <w:r>
+        <w:rPr>
+          <w:rFonts w:ascii="Calibri" w:eastAsia="Calibri" w:hAnsi="Calibri" w:cs="Arial"/>
+          <w:b/>
+          <w:bCs/>
+          <w:sz w:val="22"/>
+          <w:szCs w:val="22"/>
+          <w:rtl/>
+        </w:rPr>
+        <w:t xml:space="preserve"> – היום)</w:t>
+      </w:r>
+    </w:p>
+    <w:p>
+      <w:pPr>
+        <w:spacing w:after="200" w:line="276" w:lineRule="auto"/>
+        <w:rPr>
+          <w:rFonts w:ascii="Calibri" w:eastAsia="Calibri" w:hAnsi="Calibri" w:cs="Arial"/>
+          <w:sz w:val="22"/>
+          <w:szCs w:val="22"/>
+          <w:lang w:val="en-IL"/>
+        </w:rPr>
+      </w:pPr>
+      <w:r>
+        <w:rPr>
+          <w:rFonts w:ascii="Calibri" w:eastAsia="Calibri" w:hAnsi="Calibri" w:cs="Arial"/>
+          <w:sz w:val="22"/>
+          <w:szCs w:val="22"/>
+          <w:rtl/>
+        </w:rPr>
+        <w:t>מוביל פיתוח של יישום מבוסס בינה מלאכותית המתרגם תיעוד טכני אווירי מורכב מעברית לאנגלית (הוראות הרכבה, כרטיסי ביקורת), תוך שמירה מדויקת על מבנה ועיצוב מסמכי ה</w:t>
+      </w:r>
+      <w:r>
+        <w:rPr>
+          <w:rFonts w:ascii="Calibri" w:eastAsia="Calibri" w:hAnsi="Calibri" w:cs="Arial"/>
+          <w:sz w:val="22"/>
+          <w:szCs w:val="22"/>
+          <w:lang w:val="en-IL"/>
+        </w:rPr>
+        <w:t xml:space="preserve">-PDF </w:t>
+      </w:r>
+      <w:r>
+        <w:rPr>
+          <w:rFonts w:ascii="Calibri" w:eastAsia="Calibri" w:hAnsi="Calibri" w:cs="Arial"/>
+          <w:sz w:val="22"/>
+          <w:szCs w:val="22"/>
+          <w:rtl/>
+        </w:rPr>
+        <w:t>המקוריים. מעצב מערך בקרת איכות רב-שלבי שבו התרגום נבדק אוטומטית על ידי סוכני אימות בלתי תלויים — בדיקות מבנה, גיאומטריה</w:t>
+      </w:r>
+      <w:r>
+        <w:rPr>
+          <w:rFonts w:ascii="Calibri" w:eastAsia="Calibri" w:hAnsi="Calibri" w:cs="Arial"/>
+          <w:sz w:val="22"/>
+          <w:szCs w:val="22"/>
+          <w:lang w:val="en-IL"/>
+        </w:rPr>
+        <w:t xml:space="preserve">, OCR </w:t>
+      </w:r>
+      <w:r>
+        <w:rPr>
+          <w:rFonts w:ascii="Calibri" w:eastAsia="Calibri" w:hAnsi="Calibri" w:cs="Arial"/>
+          <w:sz w:val="22"/>
+          <w:szCs w:val="22"/>
+          <w:rtl/>
+        </w:rPr>
+        <w:t>ושיפוט סמנטי — כאשר כל ממצא מתועד כראיה, כך ששום תוצר לא מאומת אינו מגיע לאישור אנושי. מגבש את המוצר לכלי</w:t>
+      </w:r>
+      <w:r>
+        <w:rPr>
+          <w:rFonts w:ascii="Calibri" w:eastAsia="Calibri" w:hAnsi="Calibri" w:cs="Arial"/>
+          <w:sz w:val="22"/>
+          <w:szCs w:val="22"/>
+          <w:lang w:val="en-IL"/>
+        </w:rPr>
+        <w:t xml:space="preserve"> Windows </w:t>
+      </w:r>
+      <w:r>
+        <w:rPr>
+          <w:rFonts w:ascii="Calibri" w:eastAsia="Calibri" w:hAnsi="Calibri" w:cs="Arial"/>
+          <w:sz w:val="22"/>
+          <w:szCs w:val="22"/>
+          <w:rtl/>
+        </w:rPr>
+        <w:t>ידידותי המאפשר למומחי תוכן (שאינם מהנדסים) לסקור ממצאים, להזין תיקונים, ולהצמיח מילון מונחים משתפר לאורך מאות מסמכים</w:t>
+      </w:r>
+      <w:r>
+        <w:rPr>
+          <w:rFonts w:ascii="Calibri" w:eastAsia="Calibri" w:hAnsi="Calibri" w:cs="Arial"/>
+          <w:sz w:val="22"/>
+          <w:szCs w:val="22"/>
+          <w:lang w:val="en-IL"/>
+        </w:rPr>
+        <w:t>.</w:t>
+      </w:r>
+    </w:p>
+    <w:p>
+      <w:pPr>
+        <w:spacing w:after="200" w:line="276" w:lineRule="auto"/>
+        <w:rPr>
+          <w:rFonts w:ascii="Calibri" w:eastAsia="Calibri" w:hAnsi="Calibri" w:cs="Arial"/>
+          <w:b/>
+          <w:bCs/>
+          <w:sz w:val="22"/>
+          <w:szCs w:val="22"/>
+        </w:rPr>
+      </w:pPr>
+      <w:r>
+        <w:rPr>
+          <w:rFonts w:ascii="Calibri" w:eastAsia="Calibri" w:hAnsi="Calibri" w:cs="Arial"/>
+          <w:b/>
+          <w:bCs/>
+          <w:sz w:val="22"/>
+          <w:szCs w:val="22"/>
+          <w:rtl/>
+        </w:rPr>
         <w:t>חונכות ושיתופי פעולה</w:t>
       </w:r>
     </w:p>
@@ -4926,47 +4894,7 @@
           <w:szCs w:val="22"/>
           <w:rtl/>
         </w:rPr>
-        <w:t xml:space="preserve">במהלך כל שנותיי </w:t>
-      </w:r>
-      <w:proofErr w:type="spellStart"/>
-      <w:r>
-        <w:rPr>
-          <w:rFonts w:ascii="Calibri" w:eastAsia="Calibri" w:hAnsi="Calibri" w:cs="Arial"/>
-          <w:sz w:val="22"/>
-          <w:szCs w:val="22"/>
-          <w:rtl/>
-        </w:rPr>
-        <w:t>בתע"א</w:t>
-      </w:r>
-      <w:proofErr w:type="spellEnd"/>
-      <w:r>
-        <w:rPr>
-          <w:rFonts w:ascii="Calibri" w:eastAsia="Calibri" w:hAnsi="Calibri" w:cs="Arial"/>
-          <w:sz w:val="22"/>
-          <w:szCs w:val="22"/>
-          <w:rtl/>
-        </w:rPr>
-        <w:t xml:space="preserve">, תרמתי גם בהדרכה וליווי של מהנדסי תוכנה צעירים, שיתפתי פעולה עם מהנדסי </w:t>
-      </w:r>
-      <w:proofErr w:type="spellStart"/>
-      <w:r>
-        <w:rPr>
-          <w:rFonts w:ascii="Calibri" w:eastAsia="Calibri" w:hAnsi="Calibri" w:cs="Arial"/>
-          <w:sz w:val="22"/>
-          <w:szCs w:val="22"/>
-          <w:rtl/>
-        </w:rPr>
-        <w:t>אוויוניקה</w:t>
-      </w:r>
-      <w:proofErr w:type="spellEnd"/>
-      <w:r>
-        <w:rPr>
-          <w:rFonts w:ascii="Calibri" w:eastAsia="Calibri" w:hAnsi="Calibri" w:cs="Arial"/>
-          <w:sz w:val="22"/>
-          <w:szCs w:val="22"/>
-          <w:rtl/>
-        </w:rPr>
-        <w:t xml:space="preserve"> במגוון תחומים טכניים, ותמכתי בהבנה של קוד ומסמכים מורכבים</w:t>
+        <w:t>במהלך כל שנותיי בתע"א, תרמתי גם בהדרכה וליווי של מהנדסי תוכנה צעירים, שיתפתי פעולה עם מהנדסי אוויוניקה במגוון תחומים טכניים, ותמכתי בהבנה של קוד ומסמכים מורכבים</w:t>
       </w:r>
       <w:r>
         <w:rPr>
@@ -5025,27 +4953,7 @@
           <w:szCs w:val="22"/>
           <w:rtl/>
         </w:rPr>
-        <w:t xml:space="preserve"> מכתבי המלצה ודוחות הערכה רבים שקיבלתי לאורך השנים מלקוחות, קולגות, ומנהלים </w:t>
-      </w:r>
-      <w:proofErr w:type="spellStart"/>
-      <w:r>
-        <w:rPr>
-          <w:rFonts w:ascii="Calibri" w:eastAsia="Calibri" w:hAnsi="Calibri" w:cs="Arial"/>
-          <w:sz w:val="22"/>
-          <w:szCs w:val="22"/>
-          <w:rtl/>
-        </w:rPr>
-        <w:t>בתע"א</w:t>
-      </w:r>
-      <w:proofErr w:type="spellEnd"/>
-      <w:r>
-        <w:rPr>
-          <w:rFonts w:ascii="Calibri" w:eastAsia="Calibri" w:hAnsi="Calibri" w:cs="Arial"/>
-          <w:sz w:val="22"/>
-          <w:szCs w:val="22"/>
-          <w:rtl/>
-        </w:rPr>
-        <w:t xml:space="preserve"> – המלצות המשקפות את המחויבות, המקצועיות, וההשפעה הרחבה של עבודתי</w:t>
+        <w:t xml:space="preserve"> מכתבי המלצה ודוחות הערכה רבים שקיבלתי לאורך השנים מלקוחות, קולגות, ומנהלים בתע"א – המלצות המשקפות את המחויבות, המקצועיות, וההשפעה הרחבה של עבודתי</w:t>
       </w:r>
       <w:r>
         <w:rPr>
@@ -7003,6 +6911,7 @@
   <w:style w:type="character" w:default="1" w:styleId="DefaultParagraphFont">
     <w:name w:val="Default Paragraph Font"/>
     <w:uiPriority w:val="1"/>
+    <w:semiHidden/>
     <w:unhideWhenUsed/>
   </w:style>
   <w:style w:type="table" w:default="1" w:styleId="TableNormal">
